--- a/example_articles/states/Pennsylvania/4.states_Pennsylvania_Other_publisher.docx
+++ b/example_articles/states/Pennsylvania/4.states_Pennsylvania_Other_publisher.docx
@@ -27,17 +27,17 @@
     </w:p>
     <w:p>
       <w:r>
-        <w:t>Source File: Other publishers/Files (500) (28).DOCX</w:t>
+        <w:t>Source file: Other publishers/Files (500) (28).DOCX</w:t>
       </w:r>
     </w:p>
     <w:p>
       <w:r>
-        <w:t>Raw locations result: ['Pennsylvania']</w:t>
+        <w:t>Raw locations result, 'locations': ['Pennsylvania']</w:t>
       </w:r>
     </w:p>
     <w:p>
       <w:r>
-        <w:t>states_stand_flat (Standardized): Pennsylvania</w:t>
+        <w:t>Standardized locations result, 'states_stand_flat': Pennsylvania</w:t>
       </w:r>
     </w:p>
     <w:p>

--- a/example_articles/states/Pennsylvania/4.states_Pennsylvania_Other_publisher.docx
+++ b/example_articles/states/Pennsylvania/4.states_Pennsylvania_Other_publisher.docx
@@ -7,7 +7,11 @@
         <w:pStyle w:val="Heading1"/>
       </w:pPr>
       <w:r>
-        <w:t>Campuses catch spirit of activism</w:t>
+        <w:t>City verges on bankruptcy;</w:t>
+        <w:br/>
+        <w:t>Philadelphia coffers may empty soon;</w:t>
+        <w:br/>
+        <w:t>Dollar drain in Philadelphia</w:t>
       </w:r>
     </w:p>
     <w:p>
@@ -17,17 +21,17 @@
     </w:p>
     <w:p>
       <w:r>
-        <w:t>Date: 1990-05-10</w:t>
+        <w:t>Date: 1990-10-11</w:t>
       </w:r>
     </w:p>
     <w:p>
       <w:r>
-        <w:t>Section: LIFE; Pg. 1D; Cover Story</w:t>
+        <w:t>Section: NEWS; Pg. 8A</w:t>
       </w:r>
     </w:p>
     <w:p>
       <w:r>
-        <w:t>Source file: Other publishers/Files (500) (28).DOCX</w:t>
+        <w:t>Source file: Other publishers/Files (500) (30).DOCX</w:t>
       </w:r>
     </w:p>
     <w:p>
@@ -49,71 +53,103 @@
     </w:p>
     <w:p>
       <w:r>
-        <w:t>For Dan Kiss, college means more than sparring with professors.</w:t>
+        <w:t>'Philadelphia could be an example of what may happen in the 1990s to other major cities'</w:t>
         <w:br/>
-        <w:t>At a recent rally denouncing tuition hikes, the Oberlin (Ohio) College junior jumped on a cop he says had a chokehold on his friend. Now, in addition to final exams, the 21-year-old is facing a court date.</w:t>
+        <w:t xml:space="preserve"> All eyes may be focused on the USA's budget battle, but the fallout is hitting cities hard. Squeezed by federal funding cuts, Philadelphia is scrambling to avoid a Dec. 1 date with bankruptcy. More than a decade after it almost went under, New York is in trouble again. Here's a bottom-line look at the financial condition of the nation's 20 largest cities.</w:t>
         <w:br/>
-        <w:t>Across the nation, students like Kiss are turning words into actions - sit- ins at Temple University, street blockades at Hunter College and arrests at the University of Wisconsin-Madison - that recall the tumult of the '60s.</w:t>
+        <w:t>PHILADELPHIA - From his perch atop rust-edged City Hall, a bronze William Penn gazes into the future of the city he founded. Below his sculptured eyes, lies a huge hole, a gaping, $ 33 million reminder of what was to have been a new courthouse - until the money ran out.</w:t>
         <w:br/>
-        <w:t>''For me, (activism) is about being taken seriously when you say, 'Stick up for what's right,' '' says Kiss. ''It's when you carry through that people get uncomfortable.''</w:t>
+        <w:t>That grass-covered chasm is but a dimple, though, compared to the deep financial hole the nation's fifth-largest city finds itself in.  A $ 206 million budget deficit threatens to plunge Philadelphia into bankruptcy if a solution is not found by Dec. 1.</w:t>
         <w:br/>
-        <w:t>Beyond making speeches, they're changing policies.</w:t>
+        <w:t>Embattled Mayor W. Wilson Goode won't speculate what would happen if the city goes broke. But City Controller Jonathan Saidel has an inkling: ''The government may come to a standstill. … Trash pickup, cops, fire - all would stop.''</w:t>
         <w:br/>
-        <w:t>This week, the students of tiny Mills College in Oakland, Calif., shut down the 700-student women's college. When the board of trustees voted last week to bow to financial concerns and admit men, activists jammed the school's phone lines and blockaded administration buildings. Support, largely from other college student groups, poured in through the campus newspaper's fax machine.</w:t>
+        <w:t>The causes of the current calamity are familiar. Federal aid has been drastically slashed - from more than $ 250 million in 1981 to $ 54 million this year. The city has lost nearly 500,000 residents since 1950 - most middle- class taxpayers moving to the suburbs. Those left behind need more help with rising crime, drugs, homelessness and other problems.</w:t>
         <w:br/>
-        <w:t>More importantly, on Wednesday, after alumnae and faculty sided with students, board president F. Warren Hellman agreed to reconsider his support of the proposal.</w:t>
+        <w:t>Philadelphia is ''trying to do too much for too many people with too little resources,'' says Republican mayoral candidate Samuel Katz.</w:t>
         <w:br/>
-        <w:t>''The faculty has made things easier by being on our side'' and postponing many classes, says Mary Lane, 19, a Mills sophomore. ''But if they weren't, the kids would just take their books to the blockades.</w:t>
+        <w:t xml:space="preserve"> </w:t>
         <w:br/>
-        <w:t>We'd still be activists.''</w:t>
+        <w:t xml:space="preserve"> It isn't the only one. ''Philadelphia could be an example of what may happen in the 1990s to other major cities,'' Saidel warns. Unlike earlier cash crunches, such as New York's in the mid-1970s, Philadelphia's comes at the start of a national economic downturn that could hit it and other Northeast cities extra hard.</w:t>
         <w:br/>
-        <w:t>The rallying cry of the '60s was the Vietnam War. While ensuing decades saw pockets of protests against U.S. policy in Central America and corporate divestment from South Africa, students by and large were caught up in the '80s quest for high-dollar careers.</w:t>
+        <w:t>So far, the economy here remains strong. But there are ominous signs. Office vacancies run 25%.</w:t>
         <w:br/>
-        <w:t>Today's students haven't lost sight of key foreign issues. But today's protests clearly hit closer to campus.</w:t>
+        <w:t>For now, there's mostly hot air blowing around town. ''The problem is as much political as it is financial,'' says Democrat Goode. ''Probably, it's more political.''</w:t>
         <w:br/>
-        <w:t>Top of the list: diversity. Students are passionate about the need for greater minority representation, not only on campus, but also among tenured faculty. Other sore spots are racism and escalating college costs.</w:t>
+        <w:t>Says child care provider Deborah Jackson, ''if the city and state don't band together we're going under.''</w:t>
         <w:br/>
-        <w:t>''What makes this activism different is that it's not just 'radicals,' but everyday students who are reacting to things that affect their lives, like the prospect of being in debt for years to come,'' says Julianne Marley, U.S. Student Association, Washington, D.C. ''I think campuses have just begun to see the spark. There's going to be fire.'' Feeling the heat:</w:t>
+        <w:t>That may be, but - despite city deficits back to 1988 - nobody's budging. State officials say the city spends too much money and mismanages what it has. Some leaders favor an outside advisory board like the one that salvaged New York in the mid-1970s.</w:t>
         <w:br/>
-        <w:t>- -</w:t>
+        <w:t>State legislators ''think it's a very wicked, corrupt city and why should (they) throw money at it to bail it out?'' says Peter Binzen, a local author. Philadelphia says it doesn't want a bailout or an overseer. It just wants the state to pay its share for social services.</w:t>
         <w:br/>
-        <w:t>- Temple University (Philadelphia). -An altercation on April 26 between black students and white fraternity members left a black female student with a broken ankle and bruised ribs at the hands of a white campus police officer. Last week, black students blocked off five campus entrances until the president agreed to a meeting about disciplining the officer.</w:t>
+        <w:t>Goode also wants the state to allow the city to levy a 1.5% sales tax. Although state lawmakers haven't approved that tax, it's included in Philadelphia's current $ 2.1 billion ''balanced'' budget. Still, the city council opposes new taxes.</w:t>
         <w:br/>
-        <w:t>- University of Wisconsin-Madison. -Over the past few weeks, students - incensed by ROTC's anti-homosexual policy - staged a five-day sleep-in. Police hauled 40 students from the offices of the university system president.</w:t>
+        <w:t>So do many residents. ''This is the most taxed city in the whole world,'' says Joe Giordano, a storeowner in the 9th Street Italian Market. ''Next thing you know they're gonna tax your breathing.''</w:t>
         <w:br/>
-        <w:t>- Wesleyan University (Middletown, Conn.). -Students pushed administrators to call off classes Tuesday so they could stage a rally protesting violent incidents in the past month, including vandalism at the school's Afro-American center.</w:t>
+        <w:t>Such comments explain why Goode - who by law cannot seek a third term in 1991 - is almost alone in favoring more taxes. Most fear voter wrath come November and rail against Goode's leadership. ''I would prefer the mayor be more aggressive,'' says Councilman and mayoral candidate George Burrell. ''The mayor has to step forward.''</w:t>
         <w:br/>
-        <w:t>- Hunter College (New York). -Last week, students blocked off Lexington Avenue and occupied administration buildings to protest proposed tuition hikes and financial aid cutbacks.</w:t>
+        <w:t>Nonsense, says the usually-unruffled Goode, slamming his hand on a blue- bound copy of his 1988 fiscal plan. The mayor says this document could solve the city's money woes. But, he says, state and city officials have ignored it.</w:t>
         <w:br/>
-        <w:t>''If we don't win, most of us will have to drop out of school. The fight is not over,'' says Hunter sophomore Yor-El Francis, 19, one of many working- class minorities enrolled at the school. ''We'll see if we can rent buses and go to Albany to see our legislators.''</w:t>
+        <w:t>Others say reports aren't enough, that Goode's virtue is his vice.</w:t>
         <w:br/>
-        <w:t>Students gunning for concrete concessions know that brains can be more effective than brawn. Within hours of Mills' decision to resist the tide of change, students had set up a press office. Equally focused, Hunter students decided against challenging Mayor David Dinkins' promise to arrest those blocking the street in front of the school.</w:t>
+        <w:t>''He disdains backroom politics, deal-making,'' says Katz, the GOP candidate. ''While that may make him a more honorable person than others, it's left the city in chaos.''</w:t>
         <w:br/>
-        <w:t>''We're talking about tuition. This is not about fighting the police,'' says Francis.</w:t>
+        <w:t>''It's unfair to blame me,'' Goode says. ''People will always look for a scapegoat and … the mayor is most visible.''</w:t>
         <w:br/>
-        <w:t>Oberlin's Kiss didn't set out to challenge police; he says today's methods are more sophisticated.</w:t>
+        <w:t>Some blame racism for fueling criticism of Philadelphia's first black mayor. Says the Rev. James Allen of Vine Memorial Baptist Church, which recently held a rally for Goode: ''The intent is to hurt the future of black political leadership.''</w:t>
         <w:br/>
-        <w:t>''The conservative '80s were rough on progressive people,'' he says. ''Anyone at it now has learned to refine their tactics.''</w:t>
+        <w:t>Motives aside, echoes of squabbling are being heard in the canyons of Wall Street, 88 miles away. Investors recently balked at $ 375 million in short- term ''junk bonds.'' They are needed to cover expenses until winter taxes arrive.</w:t>
         <w:br/>
-        <w:t>Where did this movement come from?</w:t>
+        <w:t>Bond rating agencies worry about the city's ability to pay debts: Moody's gives it a B rating, Standard &amp; Poor's a CCC.</w:t>
         <w:br/>
-        <w:t>Besides being propelled by dollars-and-cents issues, many point a finger at the conservative lull of the past decade.</w:t>
+        <w:t>''Wall Street saw there was not the political will'' among elected officials, Goode says.</w:t>
         <w:br/>
-        <w:t>''There's a marked interest in activism here,'' says Charles Moody, vice provost for minority affairs at the University of Michigan, which has experienced racial tension over the years. ''People talk about the selfishness of the '80s, and I think students want to show this is a different decade, a new generation who will get involved and try to change things.''</w:t>
+        <w:t>In the meantime, officials struggle to pay the bills. On one recent day Saidel stopped a $ 30,000 payment for legal services while approving $ 400,000 for police radios.</w:t>
         <w:br/>
-        <w:t>How far will it go?</w:t>
+        <w:t>''There's now a priority system'' for payments, Saidel says.</w:t>
         <w:br/>
-        <w:t>Students interviewed say they remain undeterred by shows of police force. Many say riot gear and dogs often greet their rallies. One says that a SWAT team was on call. A few, like Kiss, say that ''a couple of false moves'' would have turned their gathering into another Kent State, where four students died when the National Guard opened fire.</w:t>
+        <w:t>There has to be. There's not much room for error.</w:t>
         <w:br/>
-        <w:t>But administrators say they remember May 4, 1970.</w:t>
+        <w:t>The overloaded courts are on the verge of a breakdown. The criminal justice system, which routinely frees suspects to make room for the worst offenders, is considered by many as the USA's worst.</w:t>
         <w:br/>
-        <w:t>''Any threat of violence is the line beyond which both administrators and protesters can't cross,'' says Peter Liacouras, president of Temple University, which called in Philadelphia police to monitor a recent demonstration. ''But you also need to provide a forum for people to air their debates.''</w:t>
+        <w:t>''Everybody's overworked. It's just too much to handle,'' says Stephanie Lowe, a probation officer. Now, she juggles 250 cases. A decade ago, she handled 25.</w:t>
         <w:br/>
-        <w:t>Patrick Penn, Oberlin's dean of students, takes a similar administrative stand on campus activism. He says it's a double-edged sword that needs to be tempered with open dialogue.</w:t>
+        <w:t>Since 1988, Philadelphia has slashed its budget by $ 400 million and laid off 2,200 workers, 8% of its workforce. Says Goode: ''We have cut all the things we can cut.''</w:t>
         <w:br/>
-        <w:t>''I'm concerned when they go beyond the parameters of the law,'' he says. ''But I'm also pleased to have critically thinking students who are willing to stand up for what they hold dear. It's part of the American tradition.''</w:t>
+        <w:t>Residents' reactions:</w:t>
         <w:br/>
-        <w:t>But for many students today, the past is best left to the history books. Mention that '60s-forged tradition to Kiss, and the retort is quick and piercing: ''I'm not doing this for nostalgia.''</w:t>
+        <w:t>- ''It's terrible,'' says James Cawley. His neighborhood is ''filthy. Trash collection is always late. The cops are never around when you need them.''</w:t>
+        <w:br/>
+        <w:t>- ''I've lived here 67 years and I don't think I've ever seen the city in such bad shape,'' says Lenore Fisher, who lives on Rittenhouse Square. Just around the corner, empty storefronts and ''for sale'' signs alternate with chic shops on Walnut Street.</w:t>
+        <w:br/>
+        <w:t>Cawley says ''the priorities are in the center city'' - which has the tourist attractions. But take a close look there and you find that Independence Hall has a leaky roof.</w:t>
+        <w:br/>
+        <w:t>Over on working-class Market Street, there are other concerns. ''I'm worried if I'm going to get paid,'' says Robert Taylor, a city license and inspections clerk. He may apply to a temporary employee agency, just in case. So far, Taylor has time. But that - and money - is running out. And not just here.</w:t>
+        <w:br/>
+        <w:t>''The city's problems are not significantly different than most American big cities today,'' says Philadelphia magazine editor Ron Javers. ''We have a large population who require city services and a smaller population who pay taxes to fund them. When you have more takers than givers, you've got a problem.''</w:t>
+        <w:br/>
+        <w:t xml:space="preserve"> TEXT OF GRAPHIC</w:t>
+        <w:br/>
+        <w:t>Loss of federal aid and population have Phildelphia onthe financial ropes. The nation's fifth largest city faces bankruptch if its budget problems are not solved by Dec. 1.</w:t>
+        <w:br/>
+        <w:t>COMPLETE TEXT NOT AVAILABLE</w:t>
+        <w:br/>
+        <w:br/>
+        <w:t>Notes</w:t>
+        <w:br/>
+        <w:br/>
+        <w:t>Ribbon Label; MONEY TROUBLES IN METROPOLITAN USA; 3</w:t>
+        <w:br/>
+        <w:br/>
+        <w:t>Graphic</w:t>
+        <w:br/>
+        <w:br/>
+        <w:t xml:space="preserve"> </w:t>
+        <w:br/>
+        <w:t>b/w, Jeff Dionise, USA TODAY (Graph); EAR PHOTO; b/w, AP (Wilson Goode); PHOTO; b/w, Tim Dillon, USA TODAY (Joe Silva); PHOTO; b/w, Tim Dillon, USA TODAY (Betsy Reveal); PHOTO; b/w, Tim Dillon, USA TODAY (Robert Taylor)</w:t>
+        <w:br/>
+        <w:t xml:space="preserve"> </w:t>
+        <w:br/>
+        <w:t>CUTLINE: DOGGONE: Vendor Joe Silva says city told Mayor Goode,''Hey we're broke!'' CUTLINE: BUDGET DIRECTOR: Betsy Reveal thinks 'political agreement' could have solved problesm CUTLINE: JOB WORRIES: Robert Taylor, a city license and inspections clerk, says he's concerned about whether he'll get paid.</w:t>
       </w:r>
     </w:p>
     <w:sectPr>

--- a/example_articles/states/Pennsylvania/4.states_Pennsylvania_Other_publisher.docx
+++ b/example_articles/states/Pennsylvania/4.states_Pennsylvania_Other_publisher.docx
@@ -7,11 +7,9 @@
         <w:pStyle w:val="Heading1"/>
       </w:pPr>
       <w:r>
-        <w:t>City verges on bankruptcy;</w:t>
+        <w:t>Darby discovers its history;</w:t>
         <w:br/>
-        <w:t>Philadelphia coffers may empty soon;</w:t>
-        <w:br/>
-        <w:t>Dollar drain in Philadelphia</w:t>
+        <w:t>A Main St. face-lift is seen as a catalyst in this first-ring suburb.</w:t>
       </w:r>
     </w:p>
     <w:p>
@@ -21,17 +19,17 @@
     </w:p>
     <w:p>
       <w:r>
-        <w:t>Date: 1990-10-11</w:t>
+        <w:t>Date: 2001-08-09</w:t>
       </w:r>
     </w:p>
     <w:p>
       <w:r>
-        <w:t>Section: NEWS; Pg. 8A</w:t>
+        <w:t>Section: NEIGHBORS MAIN LINE; Pg. MD01</w:t>
       </w:r>
     </w:p>
     <w:p>
       <w:r>
-        <w:t>Source file: Other publishers/Files (500) (30).DOCX</w:t>
+        <w:t>Source file: Other publishers/Files (500) (26).DOCX</w:t>
       </w:r>
     </w:p>
     <w:p>
@@ -53,91 +51,51 @@
     </w:p>
     <w:p>
       <w:r>
-        <w:t>'Philadelphia could be an example of what may happen in the 1990s to other major cities'</w:t>
+        <w:t>In a little town skirting the edge of Philadelphia, where more than 11,000 people live within less than one square mile, there is a wealth of American history - and a project is under way to protect it.</w:t>
         <w:br/>
-        <w:t xml:space="preserve"> All eyes may be focused on the USA's budget battle, but the fallout is hitting cities hard. Squeezed by federal funding cuts, Philadelphia is scrambling to avoid a Dec. 1 date with bankruptcy. More than a decade after it almost went under, New York is in trouble again. Here's a bottom-line look at the financial condition of the nation's 20 largest cities.</w:t>
+        <w:t>Many expect the face-lift that will be given to nearly 25 commercial buildings downtown deemed to have historic merit will not only stimulate economic development in this first-ring suburb, but also spur interest in the preservation of the residential housing just blocks away. Final plans for the design of the Darby Main Street facade-improvement project are near completion. Officials hope to put the project out for bids this fall.</w:t>
         <w:br/>
-        <w:t>PHILADELPHIA - From his perch atop rust-edged City Hall, a bronze William Penn gazes into the future of the city he founded. Below his sculptured eyes, lies a huge hole, a gaping, $ 33 million reminder of what was to have been a new courthouse - until the money ran out.</w:t>
+        <w:t>It is not hard to find remnants of Darby's past on Main Street, where traces of history still can be seen on the pre-Civil War buildings that stand alongside those built in the 20th century.</w:t>
         <w:br/>
-        <w:t>That grass-covered chasm is but a dimple, though, compared to the deep financial hole the nation's fifth-largest city finds itself in.  A $ 206 million budget deficit threatens to plunge Philadelphia into bankruptcy if a solution is not found by Dec. 1.</w:t>
+        <w:t>Six years ago, after securing initial funding through a Community Development Block Grant, the borough began revitalizing the 300 to 900 blocks of Main Street. Improvements to the streets and the buildings are expected to be finished within 18 months, along with an upgrade to the SEPTA transportation hub in the center of town.</w:t>
         <w:br/>
-        <w:t>Embattled Mayor W. Wilson Goode won't speculate what would happen if the city goes broke. But City Controller Jonathan Saidel has an inkling: ''The government may come to a standstill. … Trash pickup, cops, fire - all would stop.''</w:t>
+        <w:t>Beverlee Barnes, manager of the preservation section of the Delaware County Planning Department, said her agency would help ensure that Darby's qualities remain a priority in the redevelopment process.</w:t>
         <w:br/>
-        <w:t>The causes of the current calamity are familiar. Federal aid has been drastically slashed - from more than $ 250 million in 1981 to $ 54 million this year. The city has lost nearly 500,000 residents since 1950 - most middle- class taxpayers moving to the suburbs. Those left behind need more help with rising crime, drugs, homelessness and other problems.</w:t>
+        <w:t>"Darby's asset is its historic character, and the Main Street project will identify those . . . features," Barnes said. "And because the downtown area is so close to the other homes along that street that are also important to Darby's history, we expect the revitalization will positively impact the whole area."</w:t>
         <w:br/>
-        <w:t>Philadelphia is ''trying to do too much for too many people with too little resources,'' says Republican mayoral candidate Samuel Katz.</w:t>
+        <w:t>Darby Borough, settled in 1682 by English and Irish Quakers, was once considered a center of commerce. The prosperous mill town alongside Darby Creek at one time encompassed nearly all of eastern Delaware County.</w:t>
         <w:br/>
-        <w:t xml:space="preserve"> </w:t>
+        <w:t>"When I came here in 1923, that Wednesday after Labor Day, it was a booming town," recalled resident Fred Trent, now 97. "Down along the creek, that's where all the mills were, and there were boats traveling along it that were 60 or 70 feet long. Now, you can't get through with a rowboat."</w:t>
         <w:br/>
-        <w:t xml:space="preserve"> It isn't the only one. ''Philadelphia could be an example of what may happen in the 1990s to other major cities,'' Saidel warns. Unlike earlier cash crunches, such as New York's in the mid-1970s, Philadelphia's comes at the start of a national economic downturn that could hit it and other Northeast cities extra hard.</w:t>
+        <w:t>Lindy Wardell, president of the Darby Borough Historical and Preservation Society, said she had spent the last 12 years researching and chronicling the borough's fascinating past.</w:t>
         <w:br/>
-        <w:t>So far, the economy here remains strong. But there are ominous signs. Office vacancies run 25%.</w:t>
+        <w:t>"I moved here in 1989, and within one month, I had discovered an old cemetery which held much of Darby's history," she said recently. "I couldn't believe what I'd found, and I haven't stopped searching since."</w:t>
         <w:br/>
-        <w:t>For now, there's mostly hot air blowing around town. ''The problem is as much political as it is financial,'' says Democrat Goode. ''Probably, it's more political.''</w:t>
+        <w:t>Wardell said she discovered nearly 300 graves hidden beneath years of debris on the grounds of the Mount Zion Cemetery on Springfield Road, including those of Civil War soldiers and relatives of Abraham Lincoln and Daniel Boone.</w:t>
         <w:br/>
-        <w:t>Says child care provider Deborah Jackson, ''if the city and state don't band together we're going under.''</w:t>
+        <w:t>Inspired by her find, Wardell pressed on, and in 1997, organized the first "walking tour" of Darby to showcase the history of this working-class neighborhood.</w:t>
         <w:br/>
-        <w:t>That may be, but - despite city deficits back to 1988 - nobody's budging. State officials say the city spends too much money and mismanages what it has. Some leaders favor an outside advisory board like the one that salvaged New York in the mid-1970s.</w:t>
+        <w:t>"Buffalo Bill Cody's parents lived here in 1863," Wardell said "W.C. Fields was born here in what was once the Arlington Hotel, and the Bunting Friendship Freedom House was part of the Underground Railroad."</w:t>
         <w:br/>
-        <w:t>State legislators ''think it's a very wicked, corrupt city and why should (they) throw money at it to bail it out?'' says Peter Binzen, a local author. Philadelphia says it doesn't want a bailout or an overseer. It just wants the state to pay its share for social services.</w:t>
+        <w:t>The Bunting House, still standing at 1205 Main St., was started in 1724 and completed in 1730 by Samuel Bunting, a descendant of one of the original founders of Darby, Wardell said.</w:t>
         <w:br/>
-        <w:t>Goode also wants the state to allow the city to levy a 1.5% sales tax. Although state lawmakers haven't approved that tax, it's included in Philadelphia's current $ 2.1 billion ''balanced'' budget. Still, the city council opposes new taxes.</w:t>
+        <w:t>The Delaware County Planning Department acknowledges that although the focus of the town's revitalization has been on the commercial district, the historical significance of this house, and a number of others on Main Street, is unmistakable.</w:t>
         <w:br/>
-        <w:t>So do many residents. ''This is the most taxed city in the whole world,'' says Joe Giordano, a storeowner in the 9th Street Italian Market. ''Next thing you know they're gonna tax your breathing.''</w:t>
+        <w:t>"The Bunting House . . . was once a beautiful colonial home with lots of history attached to it," said Barnes of the building that is now vacant and boarded. "We hate to see any buildings that are historically important to a community get lost."</w:t>
         <w:br/>
-        <w:t>Such comments explain why Goode - who by law cannot seek a third term in 1991 - is almost alone in favoring more taxes. Most fear voter wrath come November and rail against Goode's leadership. ''I would prefer the mayor be more aggressive,'' says Councilman and mayoral candidate George Burrell. ''The mayor has to step forward.''</w:t>
+        <w:t>Another station along the Underground Railroad was the Fearne Mansion, at 1006 Main St., now occupied by the DeLuca family.</w:t>
         <w:br/>
-        <w:t>Nonsense, says the usually-unruffled Goode, slamming his hand on a blue- bound copy of his 1988 fiscal plan. The mayor says this document could solve the city's money woes. But, he says, state and city officials have ignored it.</w:t>
+        <w:t>Built in 1734, it is one of the oldest homes in the borough. Inside the fieldstone, creekstone and wood house, trapdoors and hidden staircases exist alongside bedrooms that still have working fireplaces. The front Dutch door has its original brass fixtures. Explaining the wax drippings that coat the basement floor, Wardell said it is believed that slaves made candles there to illuminate their nighttime escapes.</w:t>
         <w:br/>
-        <w:t>Others say reports aren't enough, that Goode's virtue is his vice.</w:t>
+        <w:t>Across the street, at 1001 Main St., is the Darby Free Library, which claims to be the nation's oldest public library, in continuous service since 1743. It contains an original set of books shipped from England in 1743, Wardell said.</w:t>
         <w:br/>
-        <w:t>''He disdains backroom politics, deal-making,'' says Katz, the GOP candidate. ''While that may make him a more honorable person than others, it's left the city in chaos.''</w:t>
+        <w:t>The Painter House, at 1016 Main St., a Queen Anne-style home built in 1870, has been occupied by the Montague family since 1977. The spacious parlor still has its original solid chestnut sliding doors, and 131-year-old daisy-patterned doorknobs still grace the front door.</w:t>
         <w:br/>
-        <w:t>''It's unfair to blame me,'' Goode says. ''People will always look for a scapegoat and … the mayor is most visible.''</w:t>
+        <w:t>The Darby Friends Meeting House, at 1017 Main St., was built by Quakers in 1805. Members can boast that the Meeting House is still in its original state, and its active congregation gathers there every Sunday. It is the only building in Darby that is listed on the National Register of Historic Places.</w:t>
         <w:br/>
-        <w:t>Some blame racism for fueling criticism of Philadelphia's first black mayor. Says the Rev. James Allen of Vine Memorial Baptist Church, which recently held a rally for Goode: ''The intent is to hurt the future of black political leadership.''</w:t>
+        <w:t>Barnes said that she hoped that an outcome of the Main Street revitalization project would be that more homes and buildings on the high end of the block would get the recognition they deserved.</w:t>
         <w:br/>
-        <w:t>Motives aside, echoes of squabbling are being heard in the canyons of Wall Street, 88 miles away. Investors recently balked at $ 375 million in short- term ''junk bonds.'' They are needed to cover expenses until winter taxes arrive.</w:t>
-        <w:br/>
-        <w:t>Bond rating agencies worry about the city's ability to pay debts: Moody's gives it a B rating, Standard &amp; Poor's a CCC.</w:t>
-        <w:br/>
-        <w:t>''Wall Street saw there was not the political will'' among elected officials, Goode says.</w:t>
-        <w:br/>
-        <w:t>In the meantime, officials struggle to pay the bills. On one recent day Saidel stopped a $ 30,000 payment for legal services while approving $ 400,000 for police radios.</w:t>
-        <w:br/>
-        <w:t>''There's now a priority system'' for payments, Saidel says.</w:t>
-        <w:br/>
-        <w:t>There has to be. There's not much room for error.</w:t>
-        <w:br/>
-        <w:t>The overloaded courts are on the verge of a breakdown. The criminal justice system, which routinely frees suspects to make room for the worst offenders, is considered by many as the USA's worst.</w:t>
-        <w:br/>
-        <w:t>''Everybody's overworked. It's just too much to handle,'' says Stephanie Lowe, a probation officer. Now, she juggles 250 cases. A decade ago, she handled 25.</w:t>
-        <w:br/>
-        <w:t>Since 1988, Philadelphia has slashed its budget by $ 400 million and laid off 2,200 workers, 8% of its workforce. Says Goode: ''We have cut all the things we can cut.''</w:t>
-        <w:br/>
-        <w:t>Residents' reactions:</w:t>
-        <w:br/>
-        <w:t>- ''It's terrible,'' says James Cawley. His neighborhood is ''filthy. Trash collection is always late. The cops are never around when you need them.''</w:t>
-        <w:br/>
-        <w:t>- ''I've lived here 67 years and I don't think I've ever seen the city in such bad shape,'' says Lenore Fisher, who lives on Rittenhouse Square. Just around the corner, empty storefronts and ''for sale'' signs alternate with chic shops on Walnut Street.</w:t>
-        <w:br/>
-        <w:t>Cawley says ''the priorities are in the center city'' - which has the tourist attractions. But take a close look there and you find that Independence Hall has a leaky roof.</w:t>
-        <w:br/>
-        <w:t>Over on working-class Market Street, there are other concerns. ''I'm worried if I'm going to get paid,'' says Robert Taylor, a city license and inspections clerk. He may apply to a temporary employee agency, just in case. So far, Taylor has time. But that - and money - is running out. And not just here.</w:t>
-        <w:br/>
-        <w:t>''The city's problems are not significantly different than most American big cities today,'' says Philadelphia magazine editor Ron Javers. ''We have a large population who require city services and a smaller population who pay taxes to fund them. When you have more takers than givers, you've got a problem.''</w:t>
-        <w:br/>
-        <w:t xml:space="preserve"> TEXT OF GRAPHIC</w:t>
-        <w:br/>
-        <w:t>Loss of federal aid and population have Phildelphia onthe financial ropes. The nation's fifth largest city faces bankruptch if its budget problems are not solved by Dec. 1.</w:t>
-        <w:br/>
-        <w:t>COMPLETE TEXT NOT AVAILABLE</w:t>
-        <w:br/>
-        <w:br/>
-        <w:t>Notes</w:t>
-        <w:br/>
-        <w:br/>
-        <w:t>Ribbon Label; MONEY TROUBLES IN METROPOLITAN USA; 3</w:t>
+        <w:t xml:space="preserve">Deborah Bolling's e-mail address is dbolling@phillynews.com.  </w:t>
         <w:br/>
         <w:br/>
         <w:t>Graphic</w:t>
@@ -145,11 +103,13 @@
         <w:br/>
         <w:t xml:space="preserve"> </w:t>
         <w:br/>
-        <w:t>b/w, Jeff Dionise, USA TODAY (Graph); EAR PHOTO; b/w, AP (Wilson Goode); PHOTO; b/w, Tim Dillon, USA TODAY (Joe Silva); PHOTO; b/w, Tim Dillon, USA TODAY (Betsy Reveal); PHOTO; b/w, Tim Dillon, USA TODAY (Robert Taylor)</w:t>
+        <w:t>PHOTO;</w:t>
         <w:br/>
-        <w:t xml:space="preserve"> </w:t>
+        <w:t>JOAN FAIRMAN KANES, Inquirer Suburban Staff</w:t>
         <w:br/>
-        <w:t>CUTLINE: DOGGONE: Vendor Joe Silva says city told Mayor Goode,''Hey we're broke!'' CUTLINE: BUDGET DIRECTOR: Betsy Reveal thinks 'political agreement' could have solved problesm CUTLINE: JOB WORRIES: Robert Taylor, a city license and inspections clerk, says he's concerned about whether he'll get paid.</w:t>
+        <w:t>Lindy Wardell, president of the Darby Borough Historical and Preservation Society, stands outside the Darby Friends Meeting House, built in 1805. Darby Borough was settled in 1682 by English and Irish Quakers.</w:t>
+        <w:br/>
+        <w:t>Among the historic homes in the borough are the Fearne Mansion (left), built in 1734 and a stop on the Underground Railroad, and the Painter House (right, behind tree), built in 1870. Both are in the 1000 block of Main Street.</w:t>
       </w:r>
     </w:p>
     <w:sectPr>
